--- a/20260324_cal_metadata.docx
+++ b/20260324_cal_metadata.docx
@@ -74,29 +74,34 @@
       </w:r>
     </w:p>
     <w:p>
-      <w:r>
-        <w:t xml:space="preserve">Rinse bucket </w:t>
-      </w:r>
-      <w:r>
-        <w:t>3 times</w:t>
+      <w:pPr>
+        <w:rPr>
+          <w:u w:val="single"/>
+        </w:rPr>
+      </w:pPr>
+      <w:r>
+        <w:rPr>
+          <w:u w:val="single"/>
+        </w:rPr>
+        <w:t>Methods:</w:t>
       </w:r>
     </w:p>
     <w:p>
       <w:r>
-        <w:t>Fill bucket with 5 L of water using a 1000 mL graduated cylinder</w:t>
+        <w:t xml:space="preserve">Rinse bucket </w:t>
+      </w:r>
+      <w:r>
+        <w:t>3 times</w:t>
       </w:r>
     </w:p>
     <w:p>
       <w:r>
-        <w:t xml:space="preserve">Launched the sensor using 1 second </w:t>
-      </w:r>
-      <w:proofErr w:type="gramStart"/>
-      <w:r>
-        <w:t>intervals</w:t>
-      </w:r>
-      <w:proofErr w:type="gramEnd"/>
-      <w:r>
-        <w:t xml:space="preserve"> </w:t>
+        <w:t>Fill bucket with 5 L of water using a 1000 mL graduated cylinder</w:t>
+      </w:r>
+    </w:p>
+    <w:p>
+      <w:r>
+        <w:t xml:space="preserve">Launched the sensor using 1 second intervals </w:t>
       </w:r>
     </w:p>
     <w:p>
@@ -175,7 +180,6 @@
         <w:t xml:space="preserve">. </w:t>
       </w:r>
     </w:p>
-    <w:p/>
     <w:tbl>
       <w:tblPr>
         <w:tblStyle w:val="TableGrid"/>
